--- a/Projects/Project 2025/250716/250716 Project Plan 27001 EN.docx
+++ b/Projects/Project 2025/250716/250716 Project Plan 27001 EN.docx
@@ -122,7 +122,7 @@
         <w:jc w:val="center"/>
         <w:rPr/>
       </w:pPr>
-      <w:bookmarkStart w:id="2" w:name="_Hlk142898806"/>
+      <w:bookmarkStart w:id="2" w:name="_Hlk142898806_Copy_1"/>
       <w:bookmarkEnd w:id="2"/>
       <w:r>
         <w:rPr/>
@@ -639,8 +639,8 @@
         <w:tblLook w:val="04a0" w:noHBand="0" w:noVBand="1" w:firstColumn="1" w:lastRow="0" w:lastColumn="0" w:firstRow="1"/>
       </w:tblPr>
       <w:tblGrid>
-        <w:gridCol w:w="1353"/>
-        <w:gridCol w:w="990"/>
+        <w:gridCol w:w="1352"/>
+        <w:gridCol w:w="991"/>
         <w:gridCol w:w="1536"/>
         <w:gridCol w:w="5182"/>
       </w:tblGrid>
@@ -648,7 +648,7 @@
         <w:trPr/>
         <w:tc>
           <w:tcPr>
-            <w:tcW w:w="1353" w:type="dxa"/>
+            <w:tcW w:w="1352" w:type="dxa"/>
             <w:tcBorders>
               <w:top w:val="single" w:sz="4" w:space="0" w:color="000000"/>
               <w:left w:val="single" w:sz="4" w:space="0" w:color="000000"/>
@@ -674,7 +674,7 @@
         </w:tc>
         <w:tc>
           <w:tcPr>
-            <w:tcW w:w="990" w:type="dxa"/>
+            <w:tcW w:w="991" w:type="dxa"/>
             <w:tcBorders>
               <w:top w:val="single" w:sz="4" w:space="0" w:color="000000"/>
               <w:left w:val="single" w:sz="4" w:space="0" w:color="000000"/>
@@ -755,7 +755,7 @@
         <w:trPr/>
         <w:tc>
           <w:tcPr>
-            <w:tcW w:w="1353" w:type="dxa"/>
+            <w:tcW w:w="1352" w:type="dxa"/>
             <w:tcBorders>
               <w:top w:val="single" w:sz="4" w:space="0" w:color="000000"/>
               <w:left w:val="single" w:sz="4" w:space="0" w:color="000000"/>
@@ -776,7 +776,7 @@
         </w:tc>
         <w:tc>
           <w:tcPr>
-            <w:tcW w:w="990" w:type="dxa"/>
+            <w:tcW w:w="991" w:type="dxa"/>
             <w:tcBorders>
               <w:top w:val="single" w:sz="4" w:space="0" w:color="000000"/>
               <w:left w:val="single" w:sz="4" w:space="0" w:color="000000"/>
@@ -845,7 +845,7 @@
         <w:trPr/>
         <w:tc>
           <w:tcPr>
-            <w:tcW w:w="1353" w:type="dxa"/>
+            <w:tcW w:w="1352" w:type="dxa"/>
             <w:tcBorders>
               <w:top w:val="single" w:sz="4" w:space="0" w:color="000000"/>
               <w:left w:val="single" w:sz="4" w:space="0" w:color="000000"/>
@@ -866,7 +866,7 @@
         </w:tc>
         <w:tc>
           <w:tcPr>
-            <w:tcW w:w="990" w:type="dxa"/>
+            <w:tcW w:w="991" w:type="dxa"/>
             <w:tcBorders>
               <w:top w:val="single" w:sz="4" w:space="0" w:color="000000"/>
               <w:left w:val="single" w:sz="4" w:space="0" w:color="000000"/>
@@ -932,7 +932,7 @@
         <w:trPr/>
         <w:tc>
           <w:tcPr>
-            <w:tcW w:w="1353" w:type="dxa"/>
+            <w:tcW w:w="1352" w:type="dxa"/>
             <w:tcBorders>
               <w:top w:val="single" w:sz="4" w:space="0" w:color="000000"/>
               <w:left w:val="single" w:sz="4" w:space="0" w:color="000000"/>
@@ -953,7 +953,7 @@
         </w:tc>
         <w:tc>
           <w:tcPr>
-            <w:tcW w:w="990" w:type="dxa"/>
+            <w:tcW w:w="991" w:type="dxa"/>
             <w:tcBorders>
               <w:top w:val="single" w:sz="4" w:space="0" w:color="000000"/>
               <w:left w:val="single" w:sz="4" w:space="0" w:color="000000"/>
@@ -1019,7 +1019,7 @@
         <w:trPr/>
         <w:tc>
           <w:tcPr>
-            <w:tcW w:w="1353" w:type="dxa"/>
+            <w:tcW w:w="1352" w:type="dxa"/>
             <w:tcBorders>
               <w:top w:val="single" w:sz="4" w:space="0" w:color="000000"/>
               <w:left w:val="single" w:sz="4" w:space="0" w:color="000000"/>
@@ -1040,7 +1040,7 @@
         </w:tc>
         <w:tc>
           <w:tcPr>
-            <w:tcW w:w="990" w:type="dxa"/>
+            <w:tcW w:w="991" w:type="dxa"/>
             <w:tcBorders>
               <w:top w:val="single" w:sz="4" w:space="0" w:color="000000"/>
               <w:left w:val="single" w:sz="4" w:space="0" w:color="000000"/>
@@ -1106,7 +1106,7 @@
         <w:trPr/>
         <w:tc>
           <w:tcPr>
-            <w:tcW w:w="1353" w:type="dxa"/>
+            <w:tcW w:w="1352" w:type="dxa"/>
             <w:tcBorders>
               <w:top w:val="single" w:sz="4" w:space="0" w:color="000000"/>
               <w:left w:val="single" w:sz="4" w:space="0" w:color="000000"/>
@@ -1127,7 +1127,7 @@
         </w:tc>
         <w:tc>
           <w:tcPr>
-            <w:tcW w:w="990" w:type="dxa"/>
+            <w:tcW w:w="991" w:type="dxa"/>
             <w:tcBorders>
               <w:top w:val="single" w:sz="4" w:space="0" w:color="000000"/>
               <w:left w:val="single" w:sz="4" w:space="0" w:color="000000"/>
@@ -1193,7 +1193,7 @@
         <w:trPr/>
         <w:tc>
           <w:tcPr>
-            <w:tcW w:w="1353" w:type="dxa"/>
+            <w:tcW w:w="1352" w:type="dxa"/>
             <w:tcBorders>
               <w:top w:val="single" w:sz="4" w:space="0" w:color="000000"/>
               <w:left w:val="single" w:sz="4" w:space="0" w:color="000000"/>
@@ -1214,7 +1214,7 @@
         </w:tc>
         <w:tc>
           <w:tcPr>
-            <w:tcW w:w="990" w:type="dxa"/>
+            <w:tcW w:w="991" w:type="dxa"/>
             <w:tcBorders>
               <w:top w:val="single" w:sz="4" w:space="0" w:color="000000"/>
               <w:left w:val="single" w:sz="4" w:space="0" w:color="000000"/>
@@ -1280,7 +1280,7 @@
         <w:trPr/>
         <w:tc>
           <w:tcPr>
-            <w:tcW w:w="1353" w:type="dxa"/>
+            <w:tcW w:w="1352" w:type="dxa"/>
             <w:tcBorders>
               <w:top w:val="single" w:sz="4" w:space="0" w:color="000000"/>
               <w:left w:val="single" w:sz="4" w:space="0" w:color="000000"/>
@@ -1301,7 +1301,7 @@
         </w:tc>
         <w:tc>
           <w:tcPr>
-            <w:tcW w:w="990" w:type="dxa"/>
+            <w:tcW w:w="991" w:type="dxa"/>
             <w:tcBorders>
               <w:top w:val="single" w:sz="4" w:space="0" w:color="000000"/>
               <w:left w:val="single" w:sz="4" w:space="0" w:color="000000"/>
@@ -1416,7 +1416,7 @@
               <w:tab w:val="right" w:pos="9062" w:leader="dot"/>
             </w:tabs>
             <w:rPr>
-              <w:rFonts w:ascii="Calibri" w:hAnsi="Calibri" w:eastAsia="宋体" w:cs="" w:asciiTheme="minorHAnsi" w:cstheme="minorBidi" w:eastAsiaTheme="minorEastAsia" w:hAnsiTheme="minorHAnsi"/>
+              <w:rFonts w:ascii="Calibri" w:hAnsi="Calibri" w:eastAsia="" w:cs="" w:asciiTheme="minorHAnsi" w:cstheme="minorBidi" w:eastAsiaTheme="minorEastAsia" w:hAnsiTheme="minorHAnsi"/>
               <w:b w:val="false"/>
               <w:bCs w:val="false"/>
               <w:caps w:val="false"/>
@@ -1432,6 +1432,7 @@
             <w:rPr>
               <w:webHidden/>
               <w:rStyle w:val="IndexLink"/>
+              <w:vanish w:val="false"/>
               <w:lang w:val="en-US"/>
             </w:rPr>
             <w:instrText xml:space="preserve"> TOC \z \o "1-3" \u \h</w:instrText>
@@ -1440,6 +1441,7 @@
             <w:rPr>
               <w:webHidden/>
               <w:rStyle w:val="IndexLink"/>
+              <w:vanish w:val="false"/>
               <w:lang w:val="en-US"/>
             </w:rPr>
             <w:fldChar w:fldCharType="separate"/>
@@ -1449,6 +1451,7 @@
               <w:rPr>
                 <w:webHidden/>
                 <w:rStyle w:val="IndexLink"/>
+                <w:vanish w:val="false"/>
                 <w:lang w:val="en-US"/>
               </w:rPr>
               <w:t>1.</w:t>
@@ -1456,7 +1459,7 @@
             <w:r>
               <w:rPr>
                 <w:rStyle w:val="IndexLink"/>
-                <w:rFonts w:eastAsia="宋体" w:cs="" w:cstheme="minorBidi" w:eastAsiaTheme="minorEastAsia"/>
+                <w:rFonts w:eastAsia="" w:cs="" w:cstheme="minorBidi" w:eastAsiaTheme="minorEastAsia"/>
                 <w:b w:val="false"/>
                 <w:bCs w:val="false"/>
                 <w:caps w:val="false"/>
@@ -1516,7 +1519,7 @@
               <w:tab w:val="right" w:pos="9062" w:leader="dot"/>
             </w:tabs>
             <w:rPr>
-              <w:rFonts w:ascii="Calibri" w:hAnsi="Calibri" w:eastAsia="宋体" w:cs="" w:asciiTheme="minorHAnsi" w:cstheme="minorBidi" w:eastAsiaTheme="minorEastAsia" w:hAnsiTheme="minorHAnsi"/>
+              <w:rFonts w:ascii="Calibri" w:hAnsi="Calibri" w:eastAsia="" w:cs="" w:asciiTheme="minorHAnsi" w:cstheme="minorBidi" w:eastAsiaTheme="minorEastAsia" w:hAnsiTheme="minorHAnsi"/>
               <w:b w:val="false"/>
               <w:bCs w:val="false"/>
               <w:caps w:val="false"/>
@@ -1530,6 +1533,7 @@
               <w:rPr>
                 <w:webHidden/>
                 <w:rStyle w:val="IndexLink"/>
+                <w:vanish w:val="false"/>
                 <w:lang w:val="en-US"/>
               </w:rPr>
               <w:t>2.</w:t>
@@ -1537,7 +1541,7 @@
             <w:r>
               <w:rPr>
                 <w:rStyle w:val="IndexLink"/>
-                <w:rFonts w:eastAsia="宋体" w:cs="" w:cstheme="minorBidi" w:eastAsiaTheme="minorEastAsia"/>
+                <w:rFonts w:eastAsia="" w:cs="" w:cstheme="minorBidi" w:eastAsiaTheme="minorEastAsia"/>
                 <w:b w:val="false"/>
                 <w:bCs w:val="false"/>
                 <w:caps w:val="false"/>
@@ -1597,7 +1601,7 @@
               <w:tab w:val="right" w:pos="9062" w:leader="dot"/>
             </w:tabs>
             <w:rPr>
-              <w:rFonts w:ascii="Calibri" w:hAnsi="Calibri" w:eastAsia="宋体" w:cs="" w:asciiTheme="minorHAnsi" w:cstheme="minorBidi" w:eastAsiaTheme="minorEastAsia" w:hAnsiTheme="minorHAnsi"/>
+              <w:rFonts w:ascii="Calibri" w:hAnsi="Calibri" w:eastAsia="" w:cs="" w:asciiTheme="minorHAnsi" w:cstheme="minorBidi" w:eastAsiaTheme="minorEastAsia" w:hAnsiTheme="minorHAnsi"/>
               <w:b w:val="false"/>
               <w:bCs w:val="false"/>
               <w:caps w:val="false"/>
@@ -1611,6 +1615,7 @@
               <w:rPr>
                 <w:webHidden/>
                 <w:rStyle w:val="IndexLink"/>
+                <w:vanish w:val="false"/>
                 <w:lang w:val="en-US"/>
               </w:rPr>
               <w:t>3.</w:t>
@@ -1618,7 +1623,7 @@
             <w:r>
               <w:rPr>
                 <w:rStyle w:val="IndexLink"/>
-                <w:rFonts w:eastAsia="宋体" w:cs="" w:cstheme="minorBidi" w:eastAsiaTheme="minorEastAsia"/>
+                <w:rFonts w:eastAsia="" w:cs="" w:cstheme="minorBidi" w:eastAsiaTheme="minorEastAsia"/>
                 <w:b w:val="false"/>
                 <w:bCs w:val="false"/>
                 <w:caps w:val="false"/>
@@ -1678,7 +1683,7 @@
               <w:tab w:val="right" w:pos="9062" w:leader="dot"/>
             </w:tabs>
             <w:rPr>
-              <w:rFonts w:ascii="Calibri" w:hAnsi="Calibri" w:eastAsia="宋体" w:cs="" w:asciiTheme="minorHAnsi" w:cstheme="minorBidi" w:eastAsiaTheme="minorEastAsia" w:hAnsiTheme="minorHAnsi"/>
+              <w:rFonts w:ascii="Calibri" w:hAnsi="Calibri" w:eastAsia="" w:cs="" w:asciiTheme="minorHAnsi" w:cstheme="minorBidi" w:eastAsiaTheme="minorEastAsia" w:hAnsiTheme="minorHAnsi"/>
               <w:caps w:val="false"/>
               <w:smallCaps w:val="false"/>
               <w:sz w:val="22"/>
@@ -1690,6 +1695,7 @@
               <w:rPr>
                 <w:webHidden/>
                 <w:rStyle w:val="IndexLink"/>
+                <w:vanish w:val="false"/>
                 <w:lang w:val="en-US"/>
               </w:rPr>
               <w:t>3.1.</w:t>
@@ -1697,7 +1703,7 @@
             <w:r>
               <w:rPr>
                 <w:rStyle w:val="IndexLink"/>
-                <w:rFonts w:eastAsia="宋体" w:cs="" w:cstheme="minorBidi" w:eastAsiaTheme="minorEastAsia"/>
+                <w:rFonts w:eastAsia="" w:cs="" w:cstheme="minorBidi" w:eastAsiaTheme="minorEastAsia"/>
                 <w:caps w:val="false"/>
                 <w:smallCaps w:val="false"/>
                 <w:sz w:val="22"/>
@@ -1755,7 +1761,7 @@
               <w:tab w:val="right" w:pos="9062" w:leader="dot"/>
             </w:tabs>
             <w:rPr>
-              <w:rFonts w:ascii="Calibri" w:hAnsi="Calibri" w:eastAsia="宋体" w:cs="" w:asciiTheme="minorHAnsi" w:cstheme="minorBidi" w:eastAsiaTheme="minorEastAsia" w:hAnsiTheme="minorHAnsi"/>
+              <w:rFonts w:ascii="Calibri" w:hAnsi="Calibri" w:eastAsia="" w:cs="" w:asciiTheme="minorHAnsi" w:cstheme="minorBidi" w:eastAsiaTheme="minorEastAsia" w:hAnsiTheme="minorHAnsi"/>
               <w:caps w:val="false"/>
               <w:smallCaps w:val="false"/>
               <w:sz w:val="22"/>
@@ -1767,6 +1773,7 @@
               <w:rPr>
                 <w:webHidden/>
                 <w:rStyle w:val="IndexLink"/>
+                <w:vanish w:val="false"/>
                 <w:lang w:val="en-US"/>
               </w:rPr>
               <w:t>3.2.</w:t>
@@ -1774,7 +1781,7 @@
             <w:r>
               <w:rPr>
                 <w:rStyle w:val="IndexLink"/>
-                <w:rFonts w:eastAsia="宋体" w:cs="" w:cstheme="minorBidi" w:eastAsiaTheme="minorEastAsia"/>
+                <w:rFonts w:eastAsia="" w:cs="" w:cstheme="minorBidi" w:eastAsiaTheme="minorEastAsia"/>
                 <w:caps w:val="false"/>
                 <w:smallCaps w:val="false"/>
                 <w:sz w:val="22"/>
@@ -1832,7 +1839,7 @@
               <w:tab w:val="right" w:pos="9062" w:leader="dot"/>
             </w:tabs>
             <w:rPr>
-              <w:rFonts w:ascii="Calibri" w:hAnsi="Calibri" w:eastAsia="宋体" w:cs="" w:asciiTheme="minorHAnsi" w:cstheme="minorBidi" w:eastAsiaTheme="minorEastAsia" w:hAnsiTheme="minorHAnsi"/>
+              <w:rFonts w:ascii="Calibri" w:hAnsi="Calibri" w:eastAsia="" w:cs="" w:asciiTheme="minorHAnsi" w:cstheme="minorBidi" w:eastAsiaTheme="minorEastAsia" w:hAnsiTheme="minorHAnsi"/>
               <w:caps w:val="false"/>
               <w:smallCaps w:val="false"/>
               <w:sz w:val="22"/>
@@ -1844,6 +1851,7 @@
               <w:rPr>
                 <w:webHidden/>
                 <w:rStyle w:val="IndexLink"/>
+                <w:vanish w:val="false"/>
                 <w:lang w:val="en-US"/>
               </w:rPr>
               <w:t>3.3.</w:t>
@@ -1851,7 +1859,7 @@
             <w:r>
               <w:rPr>
                 <w:rStyle w:val="IndexLink"/>
-                <w:rFonts w:eastAsia="宋体" w:cs="" w:cstheme="minorBidi" w:eastAsiaTheme="minorEastAsia"/>
+                <w:rFonts w:eastAsia="" w:cs="" w:cstheme="minorBidi" w:eastAsiaTheme="minorEastAsia"/>
                 <w:caps w:val="false"/>
                 <w:smallCaps w:val="false"/>
                 <w:sz w:val="22"/>
@@ -1909,7 +1917,7 @@
               <w:tab w:val="right" w:pos="9062" w:leader="dot"/>
             </w:tabs>
             <w:rPr>
-              <w:rFonts w:ascii="Calibri" w:hAnsi="Calibri" w:eastAsia="宋体" w:cs="" w:asciiTheme="minorHAnsi" w:cstheme="minorBidi" w:eastAsiaTheme="minorEastAsia" w:hAnsiTheme="minorHAnsi"/>
+              <w:rFonts w:ascii="Calibri" w:hAnsi="Calibri" w:eastAsia="" w:cs="" w:asciiTheme="minorHAnsi" w:cstheme="minorBidi" w:eastAsiaTheme="minorEastAsia" w:hAnsiTheme="minorHAnsi"/>
               <w:caps w:val="false"/>
               <w:smallCaps w:val="false"/>
               <w:sz w:val="22"/>
@@ -1921,6 +1929,7 @@
               <w:rPr>
                 <w:webHidden/>
                 <w:rStyle w:val="IndexLink"/>
+                <w:vanish w:val="false"/>
                 <w:lang w:val="en-US"/>
               </w:rPr>
               <w:t>3.4.</w:t>
@@ -1928,7 +1937,7 @@
             <w:r>
               <w:rPr>
                 <w:rStyle w:val="IndexLink"/>
-                <w:rFonts w:eastAsia="宋体" w:cs="" w:cstheme="minorBidi" w:eastAsiaTheme="minorEastAsia"/>
+                <w:rFonts w:eastAsia="" w:cs="" w:cstheme="minorBidi" w:eastAsiaTheme="minorEastAsia"/>
                 <w:caps w:val="false"/>
                 <w:smallCaps w:val="false"/>
                 <w:sz w:val="22"/>
@@ -1986,7 +1995,7 @@
               <w:tab w:val="right" w:pos="9062" w:leader="dot"/>
             </w:tabs>
             <w:rPr>
-              <w:rFonts w:ascii="Calibri" w:hAnsi="Calibri" w:eastAsia="宋体" w:cs="" w:asciiTheme="minorHAnsi" w:cstheme="minorBidi" w:eastAsiaTheme="minorEastAsia" w:hAnsiTheme="minorHAnsi"/>
+              <w:rFonts w:ascii="Calibri" w:hAnsi="Calibri" w:eastAsia="" w:cs="" w:asciiTheme="minorHAnsi" w:cstheme="minorBidi" w:eastAsiaTheme="minorEastAsia" w:hAnsiTheme="minorHAnsi"/>
               <w:i w:val="false"/>
               <w:i w:val="false"/>
               <w:iCs w:val="false"/>
@@ -1999,6 +2008,7 @@
               <w:rPr>
                 <w:webHidden/>
                 <w:rStyle w:val="IndexLink"/>
+                <w:vanish w:val="false"/>
                 <w:lang w:val="en-US"/>
               </w:rPr>
               <w:t>3.4.1.</w:t>
@@ -2006,7 +2016,7 @@
             <w:r>
               <w:rPr>
                 <w:rStyle w:val="IndexLink"/>
-                <w:rFonts w:eastAsia="宋体" w:cs="" w:cstheme="minorBidi" w:eastAsiaTheme="minorEastAsia"/>
+                <w:rFonts w:eastAsia="" w:cs="" w:cstheme="minorBidi" w:eastAsiaTheme="minorEastAsia"/>
                 <w:i w:val="false"/>
                 <w:iCs w:val="false"/>
                 <w:sz w:val="22"/>
@@ -2064,7 +2074,7 @@
               <w:tab w:val="right" w:pos="9062" w:leader="dot"/>
             </w:tabs>
             <w:rPr>
-              <w:rFonts w:ascii="Calibri" w:hAnsi="Calibri" w:eastAsia="宋体" w:cs="" w:asciiTheme="minorHAnsi" w:cstheme="minorBidi" w:eastAsiaTheme="minorEastAsia" w:hAnsiTheme="minorHAnsi"/>
+              <w:rFonts w:ascii="Calibri" w:hAnsi="Calibri" w:eastAsia="" w:cs="" w:asciiTheme="minorHAnsi" w:cstheme="minorBidi" w:eastAsiaTheme="minorEastAsia" w:hAnsiTheme="minorHAnsi"/>
               <w:i w:val="false"/>
               <w:i w:val="false"/>
               <w:iCs w:val="false"/>
@@ -2077,6 +2087,7 @@
               <w:rPr>
                 <w:webHidden/>
                 <w:rStyle w:val="IndexLink"/>
+                <w:vanish w:val="false"/>
                 <w:lang w:val="en-US"/>
               </w:rPr>
               <w:t>3.4.2.</w:t>
@@ -2084,7 +2095,7 @@
             <w:r>
               <w:rPr>
                 <w:rStyle w:val="IndexLink"/>
-                <w:rFonts w:eastAsia="宋体" w:cs="" w:cstheme="minorBidi" w:eastAsiaTheme="minorEastAsia"/>
+                <w:rFonts w:eastAsia="" w:cs="" w:cstheme="minorBidi" w:eastAsiaTheme="minorEastAsia"/>
                 <w:i w:val="false"/>
                 <w:iCs w:val="false"/>
                 <w:sz w:val="22"/>
@@ -2142,7 +2153,7 @@
               <w:tab w:val="right" w:pos="9062" w:leader="dot"/>
             </w:tabs>
             <w:rPr>
-              <w:rFonts w:ascii="Calibri" w:hAnsi="Calibri" w:eastAsia="宋体" w:cs="" w:asciiTheme="minorHAnsi" w:cstheme="minorBidi" w:eastAsiaTheme="minorEastAsia" w:hAnsiTheme="minorHAnsi"/>
+              <w:rFonts w:ascii="Calibri" w:hAnsi="Calibri" w:eastAsia="" w:cs="" w:asciiTheme="minorHAnsi" w:cstheme="minorBidi" w:eastAsiaTheme="minorEastAsia" w:hAnsiTheme="minorHAnsi"/>
               <w:i w:val="false"/>
               <w:i w:val="false"/>
               <w:iCs w:val="false"/>
@@ -2155,6 +2166,7 @@
               <w:rPr>
                 <w:webHidden/>
                 <w:rStyle w:val="IndexLink"/>
+                <w:vanish w:val="false"/>
                 <w:lang w:val="en-US"/>
               </w:rPr>
               <w:t>3.4.3.</w:t>
@@ -2162,7 +2174,7 @@
             <w:r>
               <w:rPr>
                 <w:rStyle w:val="IndexLink"/>
-                <w:rFonts w:eastAsia="宋体" w:cs="" w:cstheme="minorBidi" w:eastAsiaTheme="minorEastAsia"/>
+                <w:rFonts w:eastAsia="" w:cs="" w:cstheme="minorBidi" w:eastAsiaTheme="minorEastAsia"/>
                 <w:i w:val="false"/>
                 <w:iCs w:val="false"/>
                 <w:sz w:val="22"/>
@@ -2220,7 +2232,7 @@
               <w:tab w:val="right" w:pos="9062" w:leader="dot"/>
             </w:tabs>
             <w:rPr>
-              <w:rFonts w:ascii="Calibri" w:hAnsi="Calibri" w:eastAsia="宋体" w:cs="" w:asciiTheme="minorHAnsi" w:cstheme="minorBidi" w:eastAsiaTheme="minorEastAsia" w:hAnsiTheme="minorHAnsi"/>
+              <w:rFonts w:ascii="Calibri" w:hAnsi="Calibri" w:eastAsia="" w:cs="" w:asciiTheme="minorHAnsi" w:cstheme="minorBidi" w:eastAsiaTheme="minorEastAsia" w:hAnsiTheme="minorHAnsi"/>
               <w:caps w:val="false"/>
               <w:smallCaps w:val="false"/>
               <w:sz w:val="22"/>
@@ -2232,6 +2244,7 @@
               <w:rPr>
                 <w:webHidden/>
                 <w:rStyle w:val="IndexLink"/>
+                <w:vanish w:val="false"/>
                 <w:lang w:val="en-US"/>
               </w:rPr>
               <w:t>3.5.</w:t>
@@ -2239,7 +2252,7 @@
             <w:r>
               <w:rPr>
                 <w:rStyle w:val="IndexLink"/>
-                <w:rFonts w:eastAsia="宋体" w:cs="" w:cstheme="minorBidi" w:eastAsiaTheme="minorEastAsia"/>
+                <w:rFonts w:eastAsia="" w:cs="" w:cstheme="minorBidi" w:eastAsiaTheme="minorEastAsia"/>
                 <w:caps w:val="false"/>
                 <w:smallCaps w:val="false"/>
                 <w:sz w:val="22"/>
@@ -2297,7 +2310,7 @@
               <w:tab w:val="right" w:pos="9062" w:leader="dot"/>
             </w:tabs>
             <w:rPr>
-              <w:rFonts w:ascii="Calibri" w:hAnsi="Calibri" w:eastAsia="宋体" w:cs="" w:asciiTheme="minorHAnsi" w:cstheme="minorBidi" w:eastAsiaTheme="minorEastAsia" w:hAnsiTheme="minorHAnsi"/>
+              <w:rFonts w:ascii="Calibri" w:hAnsi="Calibri" w:eastAsia="" w:cs="" w:asciiTheme="minorHAnsi" w:cstheme="minorBidi" w:eastAsiaTheme="minorEastAsia" w:hAnsiTheme="minorHAnsi"/>
               <w:caps w:val="false"/>
               <w:smallCaps w:val="false"/>
               <w:sz w:val="22"/>
@@ -2309,6 +2322,7 @@
               <w:rPr>
                 <w:webHidden/>
                 <w:rStyle w:val="IndexLink"/>
+                <w:vanish w:val="false"/>
                 <w:lang w:val="en-US"/>
               </w:rPr>
               <w:t>3.6.</w:t>
@@ -2316,7 +2330,7 @@
             <w:r>
               <w:rPr>
                 <w:rStyle w:val="IndexLink"/>
-                <w:rFonts w:eastAsia="宋体" w:cs="" w:cstheme="minorBidi" w:eastAsiaTheme="minorEastAsia"/>
+                <w:rFonts w:eastAsia="" w:cs="" w:cstheme="minorBidi" w:eastAsiaTheme="minorEastAsia"/>
                 <w:caps w:val="false"/>
                 <w:smallCaps w:val="false"/>
                 <w:sz w:val="22"/>
@@ -2374,7 +2388,7 @@
               <w:tab w:val="right" w:pos="9062" w:leader="dot"/>
             </w:tabs>
             <w:rPr>
-              <w:rFonts w:ascii="Calibri" w:hAnsi="Calibri" w:eastAsia="宋体" w:cs="" w:asciiTheme="minorHAnsi" w:cstheme="minorBidi" w:eastAsiaTheme="minorEastAsia" w:hAnsiTheme="minorHAnsi"/>
+              <w:rFonts w:ascii="Calibri" w:hAnsi="Calibri" w:eastAsia="" w:cs="" w:asciiTheme="minorHAnsi" w:cstheme="minorBidi" w:eastAsiaTheme="minorEastAsia" w:hAnsiTheme="minorHAnsi"/>
               <w:b w:val="false"/>
               <w:bCs w:val="false"/>
               <w:caps w:val="false"/>
@@ -2388,6 +2402,7 @@
               <w:rPr>
                 <w:webHidden/>
                 <w:rStyle w:val="IndexLink"/>
+                <w:vanish w:val="false"/>
                 <w:lang w:val="en-US"/>
               </w:rPr>
               <w:t>4.</w:t>
@@ -2395,7 +2410,7 @@
             <w:r>
               <w:rPr>
                 <w:rStyle w:val="IndexLink"/>
-                <w:rFonts w:eastAsia="宋体" w:cs="" w:cstheme="minorBidi" w:eastAsiaTheme="minorEastAsia"/>
+                <w:rFonts w:eastAsia="" w:cs="" w:cstheme="minorBidi" w:eastAsiaTheme="minorEastAsia"/>
                 <w:b w:val="false"/>
                 <w:bCs w:val="false"/>
                 <w:caps w:val="false"/>
@@ -2455,7 +2470,7 @@
               <w:tab w:val="right" w:pos="9062" w:leader="dot"/>
             </w:tabs>
             <w:rPr>
-              <w:rFonts w:ascii="Calibri" w:hAnsi="Calibri" w:eastAsia="宋体" w:cs="" w:asciiTheme="minorHAnsi" w:cstheme="minorBidi" w:eastAsiaTheme="minorEastAsia" w:hAnsiTheme="minorHAnsi"/>
+              <w:rFonts w:ascii="Calibri" w:hAnsi="Calibri" w:eastAsia="" w:cs="" w:asciiTheme="minorHAnsi" w:cstheme="minorBidi" w:eastAsiaTheme="minorEastAsia" w:hAnsiTheme="minorHAnsi"/>
               <w:b w:val="false"/>
               <w:bCs w:val="false"/>
               <w:caps w:val="false"/>
@@ -2469,6 +2484,7 @@
               <w:rPr>
                 <w:webHidden/>
                 <w:rStyle w:val="IndexLink"/>
+                <w:vanish w:val="false"/>
                 <w:lang w:val="en-US"/>
               </w:rPr>
               <w:t>5.</w:t>
@@ -2476,7 +2492,7 @@
             <w:r>
               <w:rPr>
                 <w:rStyle w:val="IndexLink"/>
-                <w:rFonts w:eastAsia="宋体" w:cs="" w:cstheme="minorBidi" w:eastAsiaTheme="minorEastAsia"/>
+                <w:rFonts w:eastAsia="" w:cs="" w:cstheme="minorBidi" w:eastAsiaTheme="minorEastAsia"/>
                 <w:b w:val="false"/>
                 <w:bCs w:val="false"/>
                 <w:caps w:val="false"/>
@@ -2577,9 +2593,9 @@
         <w:ind w:hanging="360" w:left="360"/>
         <w:rPr/>
       </w:pPr>
-      <w:bookmarkStart w:id="9" w:name="_Toc263228400"/>
+      <w:bookmarkStart w:id="9" w:name="_Toc157598690"/>
       <w:bookmarkStart w:id="10" w:name="_Toc114605761"/>
-      <w:bookmarkStart w:id="11" w:name="_Toc157598690"/>
+      <w:bookmarkStart w:id="11" w:name="_Toc263228400"/>
       <w:r>
         <w:rPr/>
         <w:t>Purpose, scope and users</w:t>
@@ -2649,9 +2665,9 @@
         <w:ind w:hanging="360" w:left="360"/>
         <w:rPr/>
       </w:pPr>
-      <w:bookmarkStart w:id="12" w:name="_Toc157598691"/>
+      <w:bookmarkStart w:id="12" w:name="_Toc263228401"/>
       <w:bookmarkStart w:id="13" w:name="_Toc114605762"/>
-      <w:bookmarkStart w:id="14" w:name="_Toc263228401"/>
+      <w:bookmarkStart w:id="14" w:name="_Toc157598691"/>
       <w:r>
         <w:rPr/>
         <w:t>Reference documents</w:t>
@@ -2751,9 +2767,9 @@
         <w:ind w:hanging="360" w:left="360"/>
         <w:rPr/>
       </w:pPr>
-      <w:bookmarkStart w:id="19" w:name="_Toc157598692"/>
+      <w:bookmarkStart w:id="19" w:name="_Toc263228402"/>
       <w:bookmarkStart w:id="20" w:name="_Toc114605763"/>
-      <w:bookmarkStart w:id="21" w:name="_Toc263228402"/>
+      <w:bookmarkStart w:id="21" w:name="_Toc157598692"/>
       <w:r>
         <w:rPr/>
         <w:t>ISMS implementation project</w:t>
@@ -2767,9 +2783,9 @@
         <w:pStyle w:val="Heading2"/>
         <w:rPr/>
       </w:pPr>
-      <w:bookmarkStart w:id="22" w:name="_Toc263228403"/>
+      <w:bookmarkStart w:id="22" w:name="_Toc114605764"/>
       <w:bookmarkStart w:id="23" w:name="_Toc157598693"/>
-      <w:bookmarkStart w:id="24" w:name="_Toc114605764"/>
+      <w:bookmarkStart w:id="24" w:name="_Toc263228403"/>
       <w:r>
         <w:rPr/>
         <w:t>Project objective</w:t>
@@ -2814,9 +2830,9 @@
         <w:spacing w:before="240" w:after="200"/>
         <w:rPr/>
       </w:pPr>
-      <w:bookmarkStart w:id="27" w:name="_Toc157598694"/>
+      <w:bookmarkStart w:id="27" w:name="_Toc263228404"/>
       <w:bookmarkStart w:id="28" w:name="_Toc114605765"/>
-      <w:bookmarkStart w:id="29" w:name="_Toc263228404"/>
+      <w:bookmarkStart w:id="29" w:name="_Toc157598694"/>
       <w:r>
         <w:rPr/>
         <w:t>Project results</w:t>
@@ -2896,9 +2912,13 @@
       </w:r>
       <w:r>
         <w:rPr/>
-        <w:t xml:space="preserve"> – procedure for identification of statutory, regulatory, contractual and other obligations</w:t>
+        <w:t xml:space="preserve"> – procedure for identification of statutory, regulatory, contractual and other obligation</w:t>
       </w:r>
       <w:bookmarkEnd w:id="30"/>
+      <w:r>
+        <w:rPr/>
+        <w:t>s</w:t>
+      </w:r>
     </w:p>
     <w:p>
       <w:pPr>
@@ -3358,9 +3378,9 @@
         <w:spacing w:before="240" w:after="200"/>
         <w:rPr/>
       </w:pPr>
-      <w:bookmarkStart w:id="31" w:name="_Toc157598695"/>
+      <w:bookmarkStart w:id="31" w:name="_Toc263228405"/>
       <w:bookmarkStart w:id="32" w:name="_Toc114605766"/>
-      <w:bookmarkStart w:id="33" w:name="_Toc263228405"/>
+      <w:bookmarkStart w:id="33" w:name="_Toc157598695"/>
       <w:r>
         <w:rPr/>
         <w:t>Deadlines</w:t>
@@ -3513,6 +3533,7 @@
             </w:pPr>
             <w:r>
               <w:rPr/>
+              <w:t>16-07-2025</w:t>
             </w:r>
           </w:p>
         </w:tc>
@@ -3563,6 +3584,7 @@
             </w:pPr>
             <w:r>
               <w:rPr/>
+              <w:t>16-07-2025</w:t>
             </w:r>
           </w:p>
         </w:tc>
@@ -3613,6 +3635,7 @@
             </w:pPr>
             <w:r>
               <w:rPr/>
+              <w:t>16-07-2025</w:t>
             </w:r>
           </w:p>
         </w:tc>
@@ -3663,6 +3686,7 @@
             </w:pPr>
             <w:r>
               <w:rPr/>
+              <w:t>16-07-2025</w:t>
             </w:r>
           </w:p>
         </w:tc>
@@ -4219,6 +4243,55 @@
           </w:p>
         </w:tc>
       </w:tr>
+      <w:tr>
+        <w:trPr/>
+        <w:tc>
+          <w:tcPr>
+            <w:tcW w:w="6061" w:type="dxa"/>
+            <w:tcBorders>
+              <w:left w:val="single" w:sz="4" w:space="0" w:color="000000"/>
+              <w:bottom w:val="single" w:sz="4" w:space="0" w:color="000000"/>
+              <w:right w:val="single" w:sz="4" w:space="0" w:color="000000"/>
+            </w:tcBorders>
+          </w:tcPr>
+          <w:p>
+            <w:pPr>
+              <w:pStyle w:val="ListParagraph"/>
+              <w:spacing w:before="0" w:after="0"/>
+              <w:ind w:left="0"/>
+              <w:contextualSpacing/>
+              <w:rPr/>
+            </w:pPr>
+            <w:r>
+              <w:rPr/>
+              <w:t>250716 Appendix 1 - List of Legal, Regulatory, Contractual and Other Requirements 27001</w:t>
+            </w:r>
+          </w:p>
+        </w:tc>
+        <w:tc>
+          <w:tcPr>
+            <w:tcW w:w="2933" w:type="dxa"/>
+            <w:tcBorders>
+              <w:left w:val="single" w:sz="4" w:space="0" w:color="000000"/>
+              <w:bottom w:val="single" w:sz="4" w:space="0" w:color="000000"/>
+              <w:right w:val="single" w:sz="4" w:space="0" w:color="000000"/>
+            </w:tcBorders>
+          </w:tcPr>
+          <w:p>
+            <w:pPr>
+              <w:pStyle w:val="ListParagraph"/>
+              <w:spacing w:before="0" w:after="0"/>
+              <w:ind w:left="0"/>
+              <w:contextualSpacing/>
+              <w:rPr/>
+            </w:pPr>
+            <w:r>
+              <w:rPr/>
+              <w:t>16-07-2025</w:t>
+            </w:r>
+          </w:p>
+        </w:tc>
+      </w:tr>
     </w:tbl>
     <w:p>
       <w:pPr>
@@ -4226,9 +4299,9 @@
         <w:spacing w:before="240" w:after="200"/>
         <w:rPr/>
       </w:pPr>
-      <w:bookmarkStart w:id="34" w:name="_Toc263228406"/>
+      <w:bookmarkStart w:id="34" w:name="_Toc267481622"/>
       <w:bookmarkStart w:id="35" w:name="_Toc368255989"/>
-      <w:bookmarkStart w:id="36" w:name="_Toc267481622"/>
+      <w:bookmarkStart w:id="36" w:name="_Toc263228406"/>
       <w:r>
         <w:rPr/>
         <w:t xml:space="preserve">Final presentation of project results is planned for </w:t>
@@ -4239,17 +4312,17 @@
         <w:rPr/>
         <w:t>[targeted presentation date]</w:t>
       </w:r>
-      <w:bookmarkStart w:id="38" w:name="_Hlk157598003"/>
-      <w:bookmarkStart w:id="39" w:name="_Hlk157597985"/>
+      <w:bookmarkStart w:id="38" w:name="_Hlk157597985"/>
+      <w:bookmarkStart w:id="39" w:name="_Hlk157598003"/>
+      <w:bookmarkEnd w:id="34"/>
+      <w:bookmarkEnd w:id="35"/>
+      <w:bookmarkEnd w:id="36"/>
       <w:bookmarkEnd w:id="37"/>
       <w:bookmarkEnd w:id="38"/>
       <w:bookmarkEnd w:id="39"/>
       <w:r>
         <w:rPr/>
       </w:r>
-      <w:bookmarkEnd w:id="34"/>
-      <w:bookmarkEnd w:id="35"/>
-      <w:bookmarkEnd w:id="36"/>
       <w:commentRangeEnd w:id="30"/>
       <w:r>
         <w:commentReference w:id="30"/>
@@ -4265,9 +4338,9 @@
         <w:spacing w:before="240" w:after="200"/>
         <w:rPr/>
       </w:pPr>
-      <w:bookmarkStart w:id="40" w:name="_Toc157598696"/>
+      <w:bookmarkStart w:id="40" w:name="_Toc263228407"/>
       <w:bookmarkStart w:id="41" w:name="_Toc114605767"/>
-      <w:bookmarkStart w:id="42" w:name="_Toc263228407"/>
+      <w:bookmarkStart w:id="42" w:name="_Toc157598696"/>
       <w:r>
         <w:rPr/>
         <w:t>Project organization</w:t>
@@ -4281,9 +4354,9 @@
         <w:pStyle w:val="Heading3"/>
         <w:rPr/>
       </w:pPr>
-      <w:bookmarkStart w:id="43" w:name="_Toc157598697"/>
+      <w:bookmarkStart w:id="43" w:name="_Toc263228408"/>
       <w:bookmarkStart w:id="44" w:name="_Toc114605768"/>
-      <w:bookmarkStart w:id="45" w:name="_Toc263228408"/>
+      <w:bookmarkStart w:id="45" w:name="_Toc157598697"/>
       <w:r>
         <w:rPr/>
         <w:t>Project sponsor</w:t>
@@ -4359,9 +4432,9 @@
         <w:pStyle w:val="Normal"/>
         <w:rPr/>
       </w:pPr>
-      <w:bookmarkStart w:id="51" w:name="_Toc368255993"/>
+      <w:bookmarkStart w:id="51" w:name="_Toc263228410"/>
       <w:bookmarkStart w:id="52" w:name="_Toc267481626"/>
-      <w:bookmarkStart w:id="53" w:name="_Toc263228410"/>
+      <w:bookmarkStart w:id="53" w:name="_Toc368255993"/>
       <w:bookmarkStart w:id="54" w:name="_Hlk158627989"/>
       <w:commentRangeStart w:id="32"/>
       <w:r>
@@ -4380,14 +4453,14 @@
       </w:r>
       <w:r>
         <w:rPr/>
-        <w:t xml:space="preserve"> has been appointed project manager</w:t>
+        <w:t xml:space="preserve"> has been appointed project manage</w:t>
       </w:r>
       <w:bookmarkEnd w:id="51"/>
       <w:bookmarkEnd w:id="52"/>
       <w:bookmarkEnd w:id="53"/>
       <w:r>
         <w:rPr/>
-        <w:t>.</w:t>
+        <w:t>r.</w:t>
       </w:r>
     </w:p>
     <w:p>
@@ -4395,9 +4468,9 @@
         <w:pStyle w:val="Heading3"/>
         <w:rPr/>
       </w:pPr>
-      <w:bookmarkStart w:id="56" w:name="_Toc157598699"/>
+      <w:bookmarkStart w:id="56" w:name="_Toc114605770"/>
       <w:bookmarkStart w:id="57" w:name="_Toc263228411"/>
-      <w:bookmarkStart w:id="58" w:name="_Toc114605770"/>
+      <w:bookmarkStart w:id="58" w:name="_Toc157598699"/>
       <w:commentRangeStart w:id="33"/>
       <w:r>
         <w:rPr/>
@@ -4433,9 +4506,9 @@
           <w:i/>
         </w:rPr>
       </w:pPr>
-      <w:bookmarkStart w:id="59" w:name="_Toc368255996"/>
+      <w:bookmarkStart w:id="59" w:name="_Toc263228414"/>
       <w:bookmarkStart w:id="60" w:name="_Toc267481630"/>
-      <w:bookmarkStart w:id="61" w:name="_Toc263228414"/>
+      <w:bookmarkStart w:id="61" w:name="_Toc368255996"/>
       <w:r>
         <w:rPr>
           <w:i/>
@@ -4461,8 +4534,8 @@
         <w:tblLook w:val="04a0" w:noHBand="0" w:noVBand="1" w:firstColumn="1" w:lastRow="0" w:lastColumn="0" w:firstRow="1"/>
       </w:tblPr>
       <w:tblGrid>
-        <w:gridCol w:w="1478"/>
-        <w:gridCol w:w="2316"/>
+        <w:gridCol w:w="1477"/>
+        <w:gridCol w:w="2317"/>
         <w:gridCol w:w="1701"/>
         <w:gridCol w:w="1610"/>
         <w:gridCol w:w="1890"/>
@@ -4471,7 +4544,7 @@
         <w:trPr/>
         <w:tc>
           <w:tcPr>
-            <w:tcW w:w="1478" w:type="dxa"/>
+            <w:tcW w:w="1477" w:type="dxa"/>
             <w:tcBorders>
               <w:top w:val="single" w:sz="4" w:space="0" w:color="000000"/>
               <w:left w:val="single" w:sz="4" w:space="0" w:color="000000"/>
@@ -4505,7 +4578,7 @@
         </w:tc>
         <w:tc>
           <w:tcPr>
-            <w:tcW w:w="2316" w:type="dxa"/>
+            <w:tcW w:w="2317" w:type="dxa"/>
             <w:tcBorders>
               <w:top w:val="single" w:sz="4" w:space="0" w:color="000000"/>
               <w:left w:val="single" w:sz="4" w:space="0" w:color="000000"/>
@@ -4644,7 +4717,7 @@
         <w:trPr/>
         <w:tc>
           <w:tcPr>
-            <w:tcW w:w="1478" w:type="dxa"/>
+            <w:tcW w:w="1477" w:type="dxa"/>
             <w:tcBorders>
               <w:top w:val="single" w:sz="4" w:space="0" w:color="000000"/>
               <w:left w:val="single" w:sz="4" w:space="0" w:color="000000"/>
@@ -4671,7 +4744,7 @@
         </w:tc>
         <w:tc>
           <w:tcPr>
-            <w:tcW w:w="2316" w:type="dxa"/>
+            <w:tcW w:w="2317" w:type="dxa"/>
             <w:tcBorders>
               <w:top w:val="single" w:sz="4" w:space="0" w:color="000000"/>
               <w:left w:val="single" w:sz="4" w:space="0" w:color="000000"/>
@@ -4793,9 +4866,9 @@
         <w:pStyle w:val="Heading2"/>
         <w:rPr/>
       </w:pPr>
-      <w:bookmarkStart w:id="62" w:name="_Toc263228415"/>
+      <w:bookmarkStart w:id="62" w:name="_Toc114605771"/>
       <w:bookmarkStart w:id="63" w:name="_Toc157598700"/>
-      <w:bookmarkStart w:id="64" w:name="_Toc114605771"/>
+      <w:bookmarkStart w:id="64" w:name="_Toc263228415"/>
       <w:r>
         <w:rPr/>
         <w:t>Main project risks</w:t>
@@ -4978,9 +5051,9 @@
         <w:spacing w:before="240" w:after="200"/>
         <w:rPr/>
       </w:pPr>
-      <w:bookmarkStart w:id="65" w:name="_Toc157598701"/>
+      <w:bookmarkStart w:id="65" w:name="_Toc263228416"/>
       <w:bookmarkStart w:id="66" w:name="_Toc114605772"/>
-      <w:bookmarkStart w:id="67" w:name="_Toc263228416"/>
+      <w:bookmarkStart w:id="67" w:name="_Toc157598701"/>
       <w:r>
         <w:rPr/>
         <w:t>Tools for project implementation, reporting</w:t>
@@ -5045,9 +5118,9 @@
         <w:ind w:hanging="360" w:left="360"/>
         <w:rPr/>
       </w:pPr>
-      <w:bookmarkStart w:id="68" w:name="_Toc157598702"/>
+      <w:bookmarkStart w:id="68" w:name="_Toc263228417"/>
       <w:bookmarkStart w:id="69" w:name="_Toc114605773"/>
-      <w:bookmarkStart w:id="70" w:name="_Toc263228417"/>
+      <w:bookmarkStart w:id="70" w:name="_Toc157598702"/>
       <w:r>
         <w:rPr/>
         <w:t>Managing records kept on the basis of this document</w:t>
@@ -5073,8 +5146,8 @@
       <w:tblGrid>
         <w:gridCol w:w="1947"/>
         <w:gridCol w:w="1633"/>
-        <w:gridCol w:w="1667"/>
-        <w:gridCol w:w="2452"/>
+        <w:gridCol w:w="1666"/>
+        <w:gridCol w:w="2453"/>
         <w:gridCol w:w="1363"/>
       </w:tblGrid>
       <w:tr>
@@ -5141,7 +5214,7 @@
         </w:tc>
         <w:tc>
           <w:tcPr>
-            <w:tcW w:w="1667" w:type="dxa"/>
+            <w:tcW w:w="1666" w:type="dxa"/>
             <w:tcBorders>
               <w:top w:val="single" w:sz="4" w:space="0" w:color="000000"/>
               <w:left w:val="single" w:sz="4" w:space="0" w:color="000000"/>
@@ -5171,7 +5244,7 @@
         </w:tc>
         <w:tc>
           <w:tcPr>
-            <w:tcW w:w="2452" w:type="dxa"/>
+            <w:tcW w:w="2453" w:type="dxa"/>
             <w:tcBorders>
               <w:top w:val="single" w:sz="4" w:space="0" w:color="000000"/>
               <w:left w:val="single" w:sz="4" w:space="0" w:color="000000"/>
@@ -5289,7 +5362,7 @@
         </w:tc>
         <w:tc>
           <w:tcPr>
-            <w:tcW w:w="1667" w:type="dxa"/>
+            <w:tcW w:w="1666" w:type="dxa"/>
             <w:tcBorders>
               <w:top w:val="single" w:sz="4" w:space="0" w:color="000000"/>
               <w:left w:val="single" w:sz="4" w:space="0" w:color="000000"/>
@@ -5314,7 +5387,7 @@
         </w:tc>
         <w:tc>
           <w:tcPr>
-            <w:tcW w:w="2452" w:type="dxa"/>
+            <w:tcW w:w="2453" w:type="dxa"/>
             <w:tcBorders>
               <w:top w:val="single" w:sz="4" w:space="0" w:color="000000"/>
               <w:left w:val="single" w:sz="4" w:space="0" w:color="000000"/>
@@ -5361,15 +5434,15 @@
               <w:rPr/>
               <w:t>The report is stored for a period of 3 years.</w:t>
             </w:r>
-            <w:commentRangeEnd w:id="39"/>
-            <w:r>
-              <w:commentReference w:id="39"/>
-            </w:r>
-            <w:r>
-              <w:rPr/>
-            </w:r>
             <w:bookmarkStart w:id="71" w:name="_Hlk158228977"/>
             <w:bookmarkEnd w:id="71"/>
+            <w:commentRangeEnd w:id="39"/>
+            <w:r>
+              <w:commentReference w:id="39"/>
+            </w:r>
+            <w:r>
+              <w:rPr/>
+            </w:r>
           </w:p>
         </w:tc>
       </w:tr>
@@ -5637,7 +5710,7 @@
   <w:comment w:id="0" w:author="Advisera" w:date="2023-08-18T15:19:00Z" w:initials="A">
     <w:p>
       <w:pPr>
-        <w:overflowPunct w:val="false"/>
+        <w:overflowPunct w:val="true"/>
         <w:spacing w:before="0" w:after="0" w:lineRule="auto" w:line="240"/>
         <w:rPr/>
       </w:pPr>
@@ -5653,7 +5726,7 @@
     </w:p>
     <w:p>
       <w:pPr>
-        <w:overflowPunct w:val="false"/>
+        <w:overflowPunct w:val="true"/>
         <w:spacing w:before="0" w:after="0" w:lineRule="auto" w:line="240"/>
         <w:rPr/>
       </w:pPr>
@@ -5668,7 +5741,7 @@
     </w:p>
     <w:p>
       <w:pPr>
-        <w:overflowPunct w:val="false"/>
+        <w:overflowPunct w:val="true"/>
         <w:spacing w:before="0" w:after="0" w:lineRule="auto" w:line="240"/>
         <w:rPr/>
       </w:pPr>
@@ -5686,7 +5759,7 @@
   <w:comment w:id="1" w:author="Advisera" w:date="2023-08-18T12:02:00Z" w:initials="A">
     <w:p>
       <w:pPr>
-        <w:overflowPunct w:val="false"/>
+        <w:overflowPunct w:val="true"/>
         <w:spacing w:before="0" w:after="0" w:lineRule="auto" w:line="240"/>
         <w:rPr/>
       </w:pPr>
@@ -5702,7 +5775,7 @@
     </w:p>
     <w:p>
       <w:pPr>
-        <w:overflowPunct w:val="false"/>
+        <w:overflowPunct w:val="true"/>
         <w:spacing w:before="0" w:after="0" w:lineRule="auto" w:line="240"/>
         <w:rPr/>
       </w:pPr>
@@ -5717,7 +5790,7 @@
     </w:p>
     <w:p>
       <w:pPr>
-        <w:overflowPunct w:val="false"/>
+        <w:overflowPunct w:val="true"/>
         <w:spacing w:before="0" w:after="0" w:lineRule="auto" w:line="240"/>
         <w:rPr/>
       </w:pPr>
@@ -5746,7 +5819,7 @@
   <w:comment w:id="2" w:author="Advisera" w:date="2023-08-18T12:01:00Z" w:initials="A">
     <w:p>
       <w:pPr>
-        <w:overflowPunct w:val="false"/>
+        <w:overflowPunct w:val="true"/>
         <w:spacing w:before="0" w:after="0" w:lineRule="auto" w:line="240"/>
         <w:rPr/>
       </w:pPr>
@@ -5762,7 +5835,7 @@
     </w:p>
     <w:p>
       <w:pPr>
-        <w:overflowPunct w:val="false"/>
+        <w:overflowPunct w:val="true"/>
         <w:spacing w:before="0" w:after="0" w:lineRule="auto" w:line="240"/>
         <w:rPr/>
       </w:pPr>
@@ -5777,7 +5850,7 @@
     </w:p>
     <w:p>
       <w:pPr>
-        <w:overflowPunct w:val="false"/>
+        <w:overflowPunct w:val="true"/>
         <w:spacing w:before="0" w:after="0" w:lineRule="auto" w:line="240"/>
         <w:rPr/>
       </w:pPr>
@@ -5793,7 +5866,7 @@
     </w:p>
     <w:p>
       <w:pPr>
-        <w:overflowPunct w:val="false"/>
+        <w:overflowPunct w:val="true"/>
         <w:spacing w:before="0" w:after="0" w:lineRule="auto" w:line="240"/>
         <w:rPr/>
       </w:pPr>
@@ -5808,7 +5881,7 @@
     </w:p>
     <w:p>
       <w:pPr>
-        <w:overflowPunct w:val="false"/>
+        <w:overflowPunct w:val="true"/>
         <w:spacing w:before="0" w:after="0" w:lineRule="auto" w:line="240"/>
         <w:rPr/>
       </w:pPr>
@@ -5824,7 +5897,7 @@
     </w:p>
     <w:p>
       <w:pPr>
-        <w:overflowPunct w:val="false"/>
+        <w:overflowPunct w:val="true"/>
         <w:spacing w:before="0" w:after="0" w:lineRule="auto" w:line="240"/>
         <w:rPr/>
       </w:pPr>
@@ -5840,7 +5913,7 @@
     </w:p>
     <w:p>
       <w:pPr>
-        <w:overflowPunct w:val="false"/>
+        <w:overflowPunct w:val="true"/>
         <w:spacing w:before="0" w:after="0" w:lineRule="auto" w:line="240"/>
         <w:rPr/>
       </w:pPr>
@@ -5856,7 +5929,7 @@
     </w:p>
     <w:p>
       <w:pPr>
-        <w:overflowPunct w:val="false"/>
+        <w:overflowPunct w:val="true"/>
         <w:spacing w:before="0" w:after="0" w:lineRule="auto" w:line="240"/>
         <w:rPr/>
       </w:pPr>
@@ -5874,7 +5947,7 @@
   <w:comment w:id="3" w:author="Advisera" w:date="2023-08-18T12:01:00Z" w:initials="A">
     <w:p>
       <w:pPr>
-        <w:overflowPunct w:val="false"/>
+        <w:overflowPunct w:val="true"/>
         <w:spacing w:before="0" w:after="0" w:lineRule="auto" w:line="240"/>
         <w:rPr/>
       </w:pPr>
@@ -5890,7 +5963,7 @@
     </w:p>
     <w:p>
       <w:pPr>
-        <w:overflowPunct w:val="false"/>
+        <w:overflowPunct w:val="true"/>
         <w:spacing w:before="0" w:after="0" w:lineRule="auto" w:line="240"/>
         <w:rPr/>
       </w:pPr>
@@ -5905,7 +5978,7 @@
     </w:p>
     <w:p>
       <w:pPr>
-        <w:overflowPunct w:val="false"/>
+        <w:overflowPunct w:val="true"/>
         <w:spacing w:before="0" w:after="0" w:lineRule="auto" w:line="240"/>
         <w:rPr/>
       </w:pPr>
@@ -5923,7 +5996,7 @@
   <w:comment w:id="4" w:author="Advisera" w:date="2023-08-18T12:01:00Z" w:initials="A">
     <w:p>
       <w:pPr>
-        <w:overflowPunct w:val="false"/>
+        <w:overflowPunct w:val="true"/>
         <w:spacing w:before="0" w:after="0" w:lineRule="auto" w:line="240"/>
         <w:rPr/>
       </w:pPr>
@@ -5939,7 +6012,7 @@
     </w:p>
     <w:p>
       <w:pPr>
-        <w:overflowPunct w:val="false"/>
+        <w:overflowPunct w:val="true"/>
         <w:spacing w:before="0" w:after="0" w:lineRule="auto" w:line="240"/>
         <w:rPr/>
       </w:pPr>
@@ -5954,7 +6027,7 @@
     </w:p>
     <w:p>
       <w:pPr>
-        <w:overflowPunct w:val="false"/>
+        <w:overflowPunct w:val="true"/>
         <w:spacing w:before="0" w:after="0" w:lineRule="auto" w:line="240"/>
         <w:rPr/>
       </w:pPr>
@@ -5972,7 +6045,7 @@
   <w:comment w:id="5" w:author="Advisera" w:date="2023-08-18T12:01:00Z" w:initials="A">
     <w:p>
       <w:pPr>
-        <w:overflowPunct w:val="false"/>
+        <w:overflowPunct w:val="true"/>
         <w:spacing w:before="0" w:after="0" w:lineRule="auto" w:line="240"/>
         <w:rPr/>
       </w:pPr>
@@ -5988,7 +6061,7 @@
     </w:p>
     <w:p>
       <w:pPr>
-        <w:overflowPunct w:val="false"/>
+        <w:overflowPunct w:val="true"/>
         <w:spacing w:before="0" w:after="0" w:lineRule="auto" w:line="240"/>
         <w:rPr/>
       </w:pPr>
@@ -6003,7 +6076,7 @@
     </w:p>
     <w:p>
       <w:pPr>
-        <w:overflowPunct w:val="false"/>
+        <w:overflowPunct w:val="true"/>
         <w:spacing w:before="0" w:after="0" w:lineRule="auto" w:line="240"/>
         <w:rPr/>
       </w:pPr>
@@ -6021,7 +6094,7 @@
   <w:comment w:id="6" w:author="Advisera" w:date="2023-08-18T12:02:00Z" w:initials="A">
     <w:p>
       <w:pPr>
-        <w:overflowPunct w:val="false"/>
+        <w:overflowPunct w:val="true"/>
         <w:spacing w:before="0" w:after="0" w:lineRule="auto" w:line="240"/>
         <w:rPr/>
       </w:pPr>
@@ -6037,7 +6110,7 @@
     </w:p>
     <w:p>
       <w:pPr>
-        <w:overflowPunct w:val="false"/>
+        <w:overflowPunct w:val="true"/>
         <w:spacing w:before="0" w:after="0" w:lineRule="auto" w:line="240"/>
         <w:rPr/>
       </w:pPr>
@@ -6052,7 +6125,7 @@
     </w:p>
     <w:p>
       <w:pPr>
-        <w:overflowPunct w:val="false"/>
+        <w:overflowPunct w:val="true"/>
         <w:spacing w:before="0" w:after="0" w:lineRule="auto" w:line="240"/>
         <w:rPr/>
       </w:pPr>
@@ -6070,7 +6143,7 @@
   <w:comment w:id="7" w:author="Advisera" w:date="2023-08-18T12:02:00Z" w:initials="A">
     <w:p>
       <w:pPr>
-        <w:overflowPunct w:val="false"/>
+        <w:overflowPunct w:val="true"/>
         <w:spacing w:before="0" w:after="0" w:lineRule="auto" w:line="240"/>
         <w:rPr/>
       </w:pPr>
@@ -6086,7 +6159,7 @@
     </w:p>
     <w:p>
       <w:pPr>
-        <w:overflowPunct w:val="false"/>
+        <w:overflowPunct w:val="true"/>
         <w:spacing w:before="0" w:after="0" w:lineRule="auto" w:line="240"/>
         <w:rPr/>
       </w:pPr>
@@ -6101,7 +6174,7 @@
     </w:p>
     <w:p>
       <w:pPr>
-        <w:overflowPunct w:val="false"/>
+        <w:overflowPunct w:val="true"/>
         <w:spacing w:before="0" w:after="0" w:lineRule="auto" w:line="240"/>
         <w:rPr/>
       </w:pPr>
@@ -6117,7 +6190,7 @@
     </w:p>
     <w:p>
       <w:pPr>
-        <w:overflowPunct w:val="false"/>
+        <w:overflowPunct w:val="true"/>
         <w:spacing w:before="0" w:after="0" w:lineRule="auto" w:line="240"/>
         <w:rPr/>
       </w:pPr>
@@ -6132,7 +6205,7 @@
     </w:p>
     <w:p>
       <w:pPr>
-        <w:overflowPunct w:val="false"/>
+        <w:overflowPunct w:val="true"/>
         <w:spacing w:before="0" w:after="0" w:lineRule="auto" w:line="240"/>
         <w:rPr/>
       </w:pPr>
@@ -6150,7 +6223,7 @@
   <w:comment w:id="8" w:author="Advisera" w:date="2023-11-10T11:50:00Z" w:initials="A">
     <w:p>
       <w:pPr>
-        <w:overflowPunct w:val="false"/>
+        <w:overflowPunct w:val="true"/>
         <w:spacing w:before="0" w:after="0" w:lineRule="auto" w:line="240"/>
         <w:rPr/>
       </w:pPr>
@@ -6168,7 +6241,7 @@
   <w:comment w:id="9" w:author="Advisera" w:date="2023-11-10T11:51:00Z" w:initials="A">
     <w:p>
       <w:pPr>
-        <w:overflowPunct w:val="false"/>
+        <w:overflowPunct w:val="true"/>
         <w:spacing w:before="0" w:after="0" w:lineRule="auto" w:line="240"/>
         <w:rPr/>
       </w:pPr>
@@ -6208,7 +6281,7 @@
   <w:comment w:id="10" w:author="Advisera" w:date="2023-11-10T11:52:00Z" w:initials="A">
     <w:p>
       <w:pPr>
-        <w:overflowPunct w:val="false"/>
+        <w:overflowPunct w:val="true"/>
         <w:spacing w:before="0" w:after="0" w:lineRule="auto" w:line="240"/>
         <w:rPr/>
       </w:pPr>
@@ -6226,7 +6299,7 @@
   <w:comment w:id="11" w:author="Advisera" w:date="2023-11-10T11:53:00Z" w:initials="A">
     <w:p>
       <w:pPr>
-        <w:overflowPunct w:val="false"/>
+        <w:overflowPunct w:val="true"/>
         <w:spacing w:before="0" w:after="0" w:lineRule="auto" w:line="240"/>
         <w:rPr/>
       </w:pPr>
@@ -6244,7 +6317,7 @@
   <w:comment w:id="12" w:author="Advisera" w:date="2023-11-10T12:01:00Z" w:initials="A">
     <w:p>
       <w:pPr>
-        <w:overflowPunct w:val="false"/>
+        <w:overflowPunct w:val="true"/>
         <w:spacing w:before="0" w:after="0" w:lineRule="auto" w:line="240"/>
         <w:rPr/>
       </w:pPr>
@@ -6262,7 +6335,7 @@
   <w:comment w:id="13" w:author="Advisera" w:date="2023-11-10T12:02:00Z" w:initials="A">
     <w:p>
       <w:pPr>
-        <w:overflowPunct w:val="false"/>
+        <w:overflowPunct w:val="true"/>
         <w:spacing w:before="0" w:after="0" w:lineRule="auto" w:line="240"/>
         <w:rPr/>
       </w:pPr>
@@ -6280,7 +6353,7 @@
   <w:comment w:id="14" w:author="Advisera" w:date="2023-11-10T12:05:00Z" w:initials="A">
     <w:p>
       <w:pPr>
-        <w:overflowPunct w:val="false"/>
+        <w:overflowPunct w:val="true"/>
         <w:spacing w:before="0" w:after="0" w:lineRule="auto" w:line="240"/>
         <w:rPr/>
       </w:pPr>
@@ -6298,7 +6371,7 @@
   <w:comment w:id="15" w:author="Advisera" w:date="2023-11-10T12:05:00Z" w:initials="A">
     <w:p>
       <w:pPr>
-        <w:overflowPunct w:val="false"/>
+        <w:overflowPunct w:val="true"/>
         <w:spacing w:before="0" w:after="0" w:lineRule="auto" w:line="240"/>
         <w:rPr/>
       </w:pPr>
@@ -6316,7 +6389,7 @@
   <w:comment w:id="16" w:author="Advisera" w:date="2023-11-10T12:05:00Z" w:initials="A">
     <w:p>
       <w:pPr>
-        <w:overflowPunct w:val="false"/>
+        <w:overflowPunct w:val="true"/>
         <w:spacing w:before="0" w:after="0" w:lineRule="auto" w:line="240"/>
         <w:rPr/>
       </w:pPr>
@@ -6334,7 +6407,7 @@
   <w:comment w:id="17" w:author="Advisera" w:date="2023-11-10T12:06:00Z" w:initials="A">
     <w:p>
       <w:pPr>
-        <w:overflowPunct w:val="false"/>
+        <w:overflowPunct w:val="true"/>
         <w:spacing w:before="0" w:after="0" w:lineRule="auto" w:line="240"/>
         <w:rPr/>
       </w:pPr>
@@ -6352,7 +6425,7 @@
   <w:comment w:id="18" w:author="Advisera" w:date="2023-11-10T12:06:00Z" w:initials="A">
     <w:p>
       <w:pPr>
-        <w:overflowPunct w:val="false"/>
+        <w:overflowPunct w:val="true"/>
         <w:spacing w:before="0" w:after="0" w:lineRule="auto" w:line="240"/>
         <w:rPr/>
       </w:pPr>
@@ -6370,7 +6443,7 @@
   <w:comment w:id="19" w:author="Advisera" w:date="2023-11-10T12:06:00Z" w:initials="A">
     <w:p>
       <w:pPr>
-        <w:overflowPunct w:val="false"/>
+        <w:overflowPunct w:val="true"/>
         <w:spacing w:before="0" w:after="0" w:lineRule="auto" w:line="240"/>
         <w:rPr/>
       </w:pPr>
@@ -6388,7 +6461,7 @@
   <w:comment w:id="20" w:author="Advisera" w:date="2023-11-10T12:06:00Z" w:initials="A">
     <w:p>
       <w:pPr>
-        <w:overflowPunct w:val="false"/>
+        <w:overflowPunct w:val="true"/>
         <w:spacing w:before="0" w:after="0" w:lineRule="auto" w:line="240"/>
         <w:rPr/>
       </w:pPr>
@@ -6406,7 +6479,7 @@
   <w:comment w:id="21" w:author="Advisera" w:date="2023-11-10T12:06:00Z" w:initials="A">
     <w:p>
       <w:pPr>
-        <w:overflowPunct w:val="false"/>
+        <w:overflowPunct w:val="true"/>
         <w:spacing w:before="0" w:after="0" w:lineRule="auto" w:line="240"/>
         <w:rPr/>
       </w:pPr>
@@ -6424,7 +6497,7 @@
   <w:comment w:id="22" w:author="Advisera" w:date="2023-11-10T12:06:00Z" w:initials="A">
     <w:p>
       <w:pPr>
-        <w:overflowPunct w:val="false"/>
+        <w:overflowPunct w:val="true"/>
         <w:spacing w:before="0" w:after="0" w:lineRule="auto" w:line="240"/>
         <w:rPr/>
       </w:pPr>
@@ -6442,13 +6515,13 @@
   <w:comment w:id="23" w:author="Advisera" w:date="2023-11-10T12:08:00Z" w:initials="A">
     <w:p>
       <w:pPr>
-        <w:overflowPunct w:val="false"/>
+        <w:overflowPunct w:val="true"/>
         <w:spacing w:before="0" w:after="0" w:lineRule="auto" w:line="240"/>
         <w:rPr/>
       </w:pPr>
       <w:r>
         <w:rPr>
-          <w:rFonts w:ascii="Liberation Serif" w:hAnsi="Liberation Serif" w:cs="Noto Sans Arabic UI" w:eastAsia="Times New Roman"/>
+          <w:rFonts w:ascii="Liberation Serif" w:hAnsi="Liberation Serif" w:eastAsia="Times New Roman" w:cs="Noto Sans Arabic UI"/>
           <w:sz w:val="24"/>
           <w:szCs w:val="24"/>
           <w:lang w:val="en-US" w:eastAsia="en-US" w:bidi="en-US"/>
@@ -6460,13 +6533,13 @@
   <w:comment w:id="24" w:author="Advisera" w:date="2023-11-10T12:08:00Z" w:initials="A">
     <w:p>
       <w:pPr>
-        <w:overflowPunct w:val="false"/>
+        <w:overflowPunct w:val="true"/>
         <w:spacing w:before="0" w:after="0" w:lineRule="auto" w:line="240"/>
         <w:rPr/>
       </w:pPr>
       <w:r>
         <w:rPr>
-          <w:rFonts w:ascii="Liberation Serif" w:hAnsi="Liberation Serif" w:cs="Noto Sans Arabic UI" w:eastAsia="Times New Roman"/>
+          <w:rFonts w:ascii="Liberation Serif" w:hAnsi="Liberation Serif" w:eastAsia="Times New Roman" w:cs="Noto Sans Arabic UI"/>
           <w:sz w:val="24"/>
           <w:szCs w:val="24"/>
           <w:lang w:val="en-US" w:eastAsia="en-US" w:bidi="en-US"/>
@@ -6476,7 +6549,7 @@
     </w:p>
     <w:p>
       <w:pPr>
-        <w:overflowPunct w:val="false"/>
+        <w:overflowPunct w:val="true"/>
         <w:spacing w:before="0" w:after="0" w:lineRule="auto" w:line="240"/>
         <w:rPr/>
       </w:pPr>
@@ -6494,7 +6567,7 @@
     </w:p>
     <w:p>
       <w:pPr>
-        <w:overflowPunct w:val="false"/>
+        <w:overflowPunct w:val="true"/>
         <w:spacing w:before="0" w:after="0" w:lineRule="auto" w:line="240"/>
         <w:rPr/>
       </w:pPr>
@@ -6509,13 +6582,13 @@
     </w:p>
     <w:p>
       <w:pPr>
-        <w:overflowPunct w:val="false"/>
+        <w:overflowPunct w:val="true"/>
         <w:spacing w:before="0" w:after="0" w:lineRule="auto" w:line="240"/>
         <w:rPr/>
       </w:pPr>
       <w:r>
         <w:rPr>
-          <w:rFonts w:ascii="Liberation Serif" w:hAnsi="Liberation Serif" w:cs="Noto Sans Arabic UI" w:eastAsia="Times New Roman"/>
+          <w:rFonts w:ascii="Liberation Serif" w:hAnsi="Liberation Serif" w:eastAsia="Times New Roman" w:cs="Noto Sans Arabic UI"/>
           <w:sz w:val="22"/>
           <w:szCs w:val="22"/>
           <w:lang w:val="en-US" w:eastAsia="en-US" w:bidi="en-US"/>
@@ -6527,7 +6600,7 @@
   <w:comment w:id="25" w:author="Advisera" w:date="2023-11-10T12:07:00Z" w:initials="A">
     <w:p>
       <w:pPr>
-        <w:overflowPunct w:val="false"/>
+        <w:overflowPunct w:val="true"/>
         <w:spacing w:before="0" w:after="0" w:lineRule="auto" w:line="240"/>
         <w:rPr/>
       </w:pPr>
@@ -6545,7 +6618,7 @@
   <w:comment w:id="26" w:author="Advisera" w:date="2023-11-10T12:07:00Z" w:initials="A">
     <w:p>
       <w:pPr>
-        <w:overflowPunct w:val="false"/>
+        <w:overflowPunct w:val="true"/>
         <w:spacing w:before="0" w:after="0" w:lineRule="auto" w:line="240"/>
         <w:rPr/>
       </w:pPr>
@@ -6563,7 +6636,7 @@
   <w:comment w:id="27" w:author="Advisera" w:date="2023-11-10T12:07:00Z" w:initials="A">
     <w:p>
       <w:pPr>
-        <w:overflowPunct w:val="false"/>
+        <w:overflowPunct w:val="true"/>
         <w:spacing w:before="0" w:after="0" w:lineRule="auto" w:line="240"/>
         <w:rPr/>
       </w:pPr>
@@ -6581,7 +6654,7 @@
   <w:comment w:id="28" w:author="Advisera" w:date="2023-11-10T12:07:00Z" w:initials="A">
     <w:p>
       <w:pPr>
-        <w:overflowPunct w:val="false"/>
+        <w:overflowPunct w:val="true"/>
         <w:spacing w:before="0" w:after="0" w:lineRule="auto" w:line="240"/>
         <w:rPr/>
       </w:pPr>
@@ -6599,7 +6672,7 @@
   <w:comment w:id="29" w:author="Advisera" w:date="2023-11-10T12:15:00Z" w:initials="A">
     <w:p>
       <w:pPr>
-        <w:overflowPunct w:val="false"/>
+        <w:overflowPunct w:val="true"/>
         <w:spacing w:before="0" w:after="0" w:lineRule="auto" w:line="240"/>
         <w:rPr/>
       </w:pPr>
@@ -6617,7 +6690,7 @@
   <w:comment w:id="30" w:author="Advisera" w:date="2023-11-10T12:09:00Z" w:initials="A">
     <w:p>
       <w:pPr>
-        <w:overflowPunct w:val="false"/>
+        <w:overflowPunct w:val="true"/>
         <w:spacing w:before="0" w:after="0" w:lineRule="auto" w:line="240"/>
         <w:rPr/>
       </w:pPr>
@@ -6635,7 +6708,7 @@
   <w:comment w:id="31" w:author="Advisera" w:date="2023-11-10T12:18:00Z" w:initials="A">
     <w:p>
       <w:pPr>
-        <w:overflowPunct w:val="false"/>
+        <w:overflowPunct w:val="true"/>
         <w:spacing w:before="0" w:after="0" w:lineRule="auto" w:line="240"/>
         <w:rPr/>
       </w:pPr>
@@ -6651,7 +6724,7 @@
     </w:p>
     <w:p>
       <w:pPr>
-        <w:overflowPunct w:val="false"/>
+        <w:overflowPunct w:val="true"/>
         <w:spacing w:before="0" w:after="0" w:lineRule="auto" w:line="240"/>
         <w:rPr/>
       </w:pPr>
@@ -6666,7 +6739,7 @@
     </w:p>
     <w:p>
       <w:pPr>
-        <w:overflowPunct w:val="false"/>
+        <w:overflowPunct w:val="true"/>
         <w:spacing w:before="0" w:after="0" w:lineRule="auto" w:line="240"/>
         <w:rPr/>
       </w:pPr>
@@ -6684,7 +6757,7 @@
   <w:comment w:id="32" w:author="Advisera" w:date="2023-11-10T12:20:00Z" w:initials="A">
     <w:p>
       <w:pPr>
-        <w:overflowPunct w:val="false"/>
+        <w:overflowPunct w:val="true"/>
         <w:spacing w:before="0" w:after="0" w:lineRule="auto" w:line="240"/>
         <w:rPr/>
       </w:pPr>
@@ -6720,7 +6793,7 @@
   <w:comment w:id="34" w:author="Advisera" w:date="2023-11-10T12:23:00Z" w:initials="A">
     <w:p>
       <w:pPr>
-        <w:overflowPunct w:val="false"/>
+        <w:overflowPunct w:val="true"/>
         <w:spacing w:before="0" w:after="0" w:lineRule="auto" w:line="240"/>
         <w:rPr/>
       </w:pPr>
@@ -6738,7 +6811,7 @@
   <w:comment w:id="35" w:author="Advisera" w:date="2023-11-10T12:24:00Z" w:initials="A">
     <w:p>
       <w:pPr>
-        <w:overflowPunct w:val="false"/>
+        <w:overflowPunct w:val="true"/>
         <w:spacing w:before="0" w:after="0" w:lineRule="auto" w:line="240"/>
         <w:rPr/>
       </w:pPr>
@@ -6756,7 +6829,7 @@
   <w:comment w:id="36" w:author="Advisera" w:date="2023-11-10T12:25:00Z" w:initials="A">
     <w:p>
       <w:pPr>
-        <w:overflowPunct w:val="false"/>
+        <w:overflowPunct w:val="true"/>
         <w:spacing w:before="0" w:after="0" w:lineRule="auto" w:line="240"/>
         <w:rPr/>
       </w:pPr>
@@ -6774,7 +6847,7 @@
   <w:comment w:id="37" w:author="Advisera" w:date="2023-11-10T12:26:00Z" w:initials="A">
     <w:p>
       <w:pPr>
-        <w:overflowPunct w:val="false"/>
+        <w:overflowPunct w:val="true"/>
         <w:spacing w:before="0" w:after="0" w:lineRule="auto" w:line="240"/>
         <w:rPr/>
       </w:pPr>
@@ -6792,13 +6865,13 @@
   <w:comment w:id="38" w:author="Advisera" w:date="2023-11-10T12:27:00Z" w:initials="A">
     <w:p>
       <w:pPr>
-        <w:overflowPunct w:val="false"/>
+        <w:overflowPunct w:val="true"/>
         <w:spacing w:before="0" w:after="0" w:lineRule="auto" w:line="240"/>
         <w:rPr/>
       </w:pPr>
       <w:r>
         <w:rPr>
-          <w:rFonts w:ascii="Liberation Serif" w:hAnsi="Liberation Serif" w:cs="Noto Sans Arabic UI" w:eastAsia="Times New Roman"/>
+          <w:rFonts w:ascii="Liberation Serif" w:hAnsi="Liberation Serif" w:eastAsia="Times New Roman" w:cs="Noto Sans Arabic UI"/>
           <w:sz w:val="24"/>
           <w:szCs w:val="24"/>
           <w:lang w:val="en-US" w:eastAsia="en-US" w:bidi="en-US"/>
@@ -6808,7 +6881,7 @@
     </w:p>
     <w:p>
       <w:pPr>
-        <w:overflowPunct w:val="false"/>
+        <w:overflowPunct w:val="true"/>
         <w:spacing w:before="0" w:after="0" w:lineRule="auto" w:line="240"/>
         <w:rPr/>
       </w:pPr>
@@ -6823,7 +6896,7 @@
     </w:p>
     <w:p>
       <w:pPr>
-        <w:overflowPunct w:val="false"/>
+        <w:overflowPunct w:val="true"/>
         <w:spacing w:before="0" w:after="0" w:lineRule="auto" w:line="240"/>
         <w:rPr/>
       </w:pPr>
@@ -6841,7 +6914,7 @@
   <w:comment w:id="39" w:author="Advisera" w:date="2023-11-10T12:28:00Z" w:initials="A">
     <w:p>
       <w:pPr>
-        <w:overflowPunct w:val="false"/>
+        <w:overflowPunct w:val="true"/>
         <w:spacing w:before="0" w:after="0" w:lineRule="auto" w:line="240"/>
         <w:rPr/>
       </w:pPr>
@@ -6859,7 +6932,7 @@
   <w:comment w:id="40" w:author="Advisera" w:date="2023-08-18T15:23:00Z" w:initials="A">
     <w:p>
       <w:pPr>
-        <w:overflowPunct w:val="false"/>
+        <w:overflowPunct w:val="true"/>
         <w:spacing w:before="0" w:after="0" w:lineRule="auto" w:line="240"/>
         <w:rPr/>
       </w:pPr>
@@ -6875,7 +6948,7 @@
     </w:p>
     <w:p>
       <w:pPr>
-        <w:overflowPunct w:val="false"/>
+        <w:overflowPunct w:val="true"/>
         <w:spacing w:before="0" w:after="0" w:lineRule="auto" w:line="240"/>
         <w:rPr/>
       </w:pPr>
@@ -6890,7 +6963,7 @@
     </w:p>
     <w:p>
       <w:pPr>
-        <w:overflowPunct w:val="false"/>
+        <w:overflowPunct w:val="true"/>
         <w:spacing w:before="0" w:after="0" w:lineRule="auto" w:line="240"/>
         <w:rPr/>
       </w:pPr>
@@ -6908,7 +6981,7 @@
   <w:comment w:id="41" w:author="Advisera" w:date="2023-11-10T11:47:00Z" w:initials="A">
     <w:p>
       <w:pPr>
-        <w:overflowPunct w:val="false"/>
+        <w:overflowPunct w:val="true"/>
         <w:spacing w:before="0" w:after="0" w:lineRule="auto" w:line="240"/>
         <w:rPr/>
       </w:pPr>
@@ -6924,7 +6997,7 @@
     </w:p>
     <w:p>
       <w:pPr>
-        <w:overflowPunct w:val="false"/>
+        <w:overflowPunct w:val="true"/>
         <w:spacing w:before="0" w:after="0" w:lineRule="auto" w:line="240"/>
         <w:rPr/>
       </w:pPr>
@@ -6939,7 +7012,7 @@
     </w:p>
     <w:p>
       <w:pPr>
-        <w:overflowPunct w:val="false"/>
+        <w:overflowPunct w:val="true"/>
         <w:spacing w:before="0" w:after="0" w:lineRule="auto" w:line="240"/>
         <w:rPr/>
       </w:pPr>
@@ -6957,7 +7030,7 @@
   <w:comment w:id="42" w:author="Advisera" w:date="2023-08-18T15:23:00Z" w:initials="A">
     <w:p>
       <w:pPr>
-        <w:overflowPunct w:val="false"/>
+        <w:overflowPunct w:val="true"/>
         <w:spacing w:before="0" w:after="0" w:lineRule="auto" w:line="240"/>
         <w:rPr/>
       </w:pPr>
@@ -6975,7 +7048,7 @@
   <w:comment w:id="43" w:author="Advisera" w:date="2023-08-18T15:24:00Z" w:initials="A">
     <w:p>
       <w:pPr>
-        <w:overflowPunct w:val="false"/>
+        <w:overflowPunct w:val="true"/>
         <w:spacing w:before="0" w:after="0" w:lineRule="auto" w:line="240"/>
         <w:rPr/>
       </w:pPr>
@@ -6993,7 +7066,7 @@
   <w:comment w:id="44" w:author="Advisera" w:date="2023-08-18T12:02:00Z" w:initials="A">
     <w:p>
       <w:pPr>
-        <w:overflowPunct w:val="false"/>
+        <w:overflowPunct w:val="true"/>
         <w:spacing w:before="0" w:after="0" w:lineRule="auto" w:line="240"/>
         <w:rPr/>
       </w:pPr>
@@ -7009,7 +7082,7 @@
     </w:p>
     <w:p>
       <w:pPr>
-        <w:overflowPunct w:val="false"/>
+        <w:overflowPunct w:val="true"/>
         <w:spacing w:before="0" w:after="0" w:lineRule="auto" w:line="240"/>
         <w:rPr/>
       </w:pPr>
@@ -7024,7 +7097,7 @@
     </w:p>
     <w:p>
       <w:pPr>
-        <w:overflowPunct w:val="false"/>
+        <w:overflowPunct w:val="true"/>
         <w:spacing w:before="0" w:after="0" w:lineRule="auto" w:line="240"/>
         <w:rPr/>
       </w:pPr>
@@ -7042,7 +7115,7 @@
   <w:comment w:id="45" w:author="Advisera" w:date="2023-08-18T15:33:00Z" w:initials="A">
     <w:p>
       <w:pPr>
-        <w:overflowPunct w:val="false"/>
+        <w:overflowPunct w:val="true"/>
         <w:spacing w:before="0" w:after="0" w:lineRule="auto" w:line="240"/>
         <w:rPr/>
       </w:pPr>
@@ -7058,7 +7131,7 @@
     </w:p>
     <w:p>
       <w:pPr>
-        <w:overflowPunct w:val="false"/>
+        <w:overflowPunct w:val="true"/>
         <w:spacing w:before="0" w:after="0" w:lineRule="auto" w:line="240"/>
         <w:rPr/>
       </w:pPr>
@@ -7073,7 +7146,7 @@
     </w:p>
     <w:p>
       <w:pPr>
-        <w:overflowPunct w:val="false"/>
+        <w:overflowPunct w:val="true"/>
         <w:spacing w:before="0" w:after="0" w:lineRule="auto" w:line="240"/>
         <w:rPr/>
       </w:pPr>
@@ -8660,6 +8733,7 @@
     <w:rsid w:val="00de2c5b"/>
     <w:pPr>
       <w:widowControl/>
+      <w:suppressAutoHyphens w:val="true"/>
       <w:bidi w:val="0"/>
       <w:spacing w:lineRule="auto" w:line="276" w:before="0" w:after="200"/>
       <w:jc w:val="left"/>
@@ -9219,6 +9293,7 @@
     <w:rsid w:val="009a5f28"/>
     <w:pPr>
       <w:widowControl/>
+      <w:suppressAutoHyphens w:val="true"/>
       <w:bidi w:val="0"/>
       <w:spacing w:before="0" w:after="0"/>
       <w:jc w:val="left"/>
@@ -9284,6 +9359,7 @@
     <w:rsid w:val="00e53dfb"/>
     <w:pPr>
       <w:widowControl/>
+      <w:suppressAutoHyphens w:val="true"/>
       <w:bidi w:val="0"/>
       <w:spacing w:before="0" w:after="0"/>
       <w:jc w:val="left"/>
